--- a/brgy_forms/indigency/indigency_english.docx
+++ b/brgy_forms/indigency/indigency_english.docx
@@ -304,37 +304,34 @@
     </w:p>
     <w:p>
       <w:pPr>
-        <w:spacing w:after="40"/>
-        <w:ind w:left="720" w:right="720"/>
-        <w:jc w:val="center"/>
-        <w:rPr>
-          <w:rFonts w:ascii="Arial Narrow" w:hAnsi="Arial Narrow" w:cs="Nirmala UI"/>
-          <w:b/>
-          <w:bCs/>
-          <w:color w:val="FF0000"/>
-          <w:sz w:val="32"/>
-          <w:szCs w:val="26"/>
-        </w:rPr>
-      </w:pPr>
-      <w:r>
-        <w:rPr>
-          <w:rFonts w:ascii="Arial Narrow" w:hAnsi="Arial Narrow" w:cs="Nirmala UI"/>
-          <w:b/>
-          <w:bCs/>
-          <w:color w:val="FF0000"/>
-          <w:sz w:val="32"/>
-          <w:szCs w:val="26"/>
-        </w:rPr>
-        <w:t>CERTIFICATE OF INDIGENCY</w:t>
-      </w:r>
-    </w:p>
-    <w:p>
-      <w:pPr>
         <w:tabs>
           <w:tab w:val="left" w:pos="8940"/>
         </w:tabs>
         <w:spacing w:after="40"/>
-        <w:ind w:left="720" w:right="720"/>
+        <w:ind w:right="720" w:firstLine="3420" w:firstLineChars="950"/>
+        <w:jc w:val="both"/>
+        <w:rPr>
+          <w:rFonts w:ascii="Times New Roman" w:hAnsi="Times New Roman" w:eastAsia="BatangChe" w:cs="Times New Roman"/>
+          <w:color w:val="1F497D"/>
+          <w:sz w:val="36"/>
+        </w:rPr>
+      </w:pPr>
+      <w:r>
+        <w:rPr>
+          <w:rFonts w:ascii="Times New Roman" w:hAnsi="Times New Roman" w:eastAsia="BatangChe" w:cs="Times New Roman"/>
+          <w:color w:val="1F497D"/>
+          <w:sz w:val="36"/>
+        </w:rPr>
+        <w:t>C E R T I F I C A T I O N</w:t>
+      </w:r>
+    </w:p>
+    <w:p>
+      <w:pPr>
+        <w:tabs>
+          <w:tab w:val="left" w:pos="8940"/>
+        </w:tabs>
+        <w:spacing w:after="40"/>
+        <w:ind w:right="720" w:firstLine="2091" w:firstLineChars="950"/>
         <w:jc w:val="both"/>
         <w:rPr>
           <w:rFonts w:ascii="Arial Narrow" w:hAnsi="Arial Narrow"/>
@@ -521,18 +518,7 @@
           <w:sz w:val="24"/>
           <w:szCs w:val="24"/>
         </w:rPr>
-        <w:t xml:space="preserve"> belongs to one of many indigent families of this barangay. The income of this family is barely enough to meet day to day need</w:t>
-      </w:r>
-      <w:bookmarkStart w:id="0" w:name="_GoBack"/>
-      <w:bookmarkEnd w:id="0"/>
-      <w:r>
-        <w:rPr>
-          <w:rFonts w:ascii="Arial Narrow" w:hAnsi="Arial Narrow"/>
-          <w:color w:val="000000"/>
-          <w:sz w:val="24"/>
-          <w:szCs w:val="24"/>
-        </w:rPr>
-        <w:t>s.</w:t>
+        <w:t xml:space="preserve"> belongs to one of many indigent families of this barangay. The income of this family is barely enough to meet day to day needs.</w:t>
       </w:r>
     </w:p>
     <w:p>
@@ -754,7 +740,83 @@
           <w:sz w:val="20"/>
           <w:szCs w:val="20"/>
         </w:rPr>
-        <w:t xml:space="preserve">                                                                                              </w:t>
+        <w:t xml:space="preserve">                        </w:t>
+      </w:r>
+    </w:p>
+    <w:tbl>
+      <w:tblPr>
+        <w:tblStyle w:val="3"/>
+        <w:tblpPr w:leftFromText="180" w:rightFromText="180" w:vertAnchor="text" w:horzAnchor="page" w:tblpX="1349" w:tblpY="133"/>
+        <w:tblW w:w="0" w:type="auto"/>
+        <w:tblInd w:w="0" w:type="dxa"/>
+        <w:tblLayout w:type="autofit"/>
+        <w:tblCellMar>
+          <w:top w:w="0" w:type="dxa"/>
+          <w:left w:w="108" w:type="dxa"/>
+          <w:bottom w:w="0" w:type="dxa"/>
+          <w:right w:w="108" w:type="dxa"/>
+        </w:tblCellMar>
+      </w:tblPr>
+      <w:tblGrid>
+        <w:gridCol w:w="3762"/>
+      </w:tblGrid>
+      <w:tr>
+        <w:tblPrEx>
+          <w:tblCellMar>
+            <w:top w:w="0" w:type="dxa"/>
+            <w:left w:w="108" w:type="dxa"/>
+            <w:bottom w:w="0" w:type="dxa"/>
+            <w:right w:w="108" w:type="dxa"/>
+          </w:tblCellMar>
+        </w:tblPrEx>
+        <w:tc>
+          <w:tcPr>
+            <w:tcW w:w="3762" w:type="dxa"/>
+            <w:tcBorders>
+              <w:top w:val="single" w:color="auto" w:sz="4" w:space="0"/>
+            </w:tcBorders>
+          </w:tcPr>
+          <w:p>
+            <w:pPr>
+              <w:jc w:val="center"/>
+              <w:rPr>
+                <w:rFonts w:hint="default" w:ascii="Times New Roman" w:hAnsi="Times New Roman" w:cs="Times New Roman"/>
+                <w:b/>
+              </w:rPr>
+            </w:pPr>
+            <w:r>
+              <w:rPr>
+                <w:rFonts w:hint="default" w:ascii="Times New Roman" w:hAnsi="Times New Roman" w:cs="Times New Roman"/>
+                <w:b/>
+                <w:sz w:val="24"/>
+                <w:szCs w:val="24"/>
+              </w:rPr>
+              <w:t>LAGDA NG MAYKAHILINGAN</w:t>
+            </w:r>
+          </w:p>
+        </w:tc>
+      </w:tr>
+    </w:tbl>
+    <w:p>
+      <w:pPr>
+        <w:spacing w:after="0"/>
+        <w:ind w:left="720" w:right="720"/>
+        <w:jc w:val="both"/>
+        <w:rPr>
+          <w:rFonts w:ascii="Arial Narrow" w:hAnsi="Arial Narrow" w:cs="Arial"/>
+          <w:b/>
+          <w:sz w:val="20"/>
+          <w:szCs w:val="20"/>
+        </w:rPr>
+      </w:pPr>
+      <w:r>
+        <w:rPr>
+          <w:rFonts w:ascii="Arial Narrow" w:hAnsi="Arial Narrow" w:cs="Arial"/>
+          <w:b/>
+          <w:sz w:val="20"/>
+          <w:szCs w:val="20"/>
+        </w:rPr>
+        <w:t xml:space="preserve">                                                                      </w:t>
       </w:r>
     </w:p>
     <w:p>
@@ -781,6 +843,46 @@
       </w:r>
       <w:r>
         <w:rPr>
+          <w:rFonts w:hint="default" w:ascii="Arial Narrow" w:hAnsi="Arial Narrow" w:cs="Arial"/>
+          <w:b/>
+          <w:sz w:val="28"/>
+          <w:szCs w:val="24"/>
+          <w:lang w:val="en-US"/>
+        </w:rPr>
+        <w:tab/>
+      </w:r>
+      <w:r>
+        <w:rPr>
+          <w:rFonts w:hint="default" w:ascii="Arial Narrow" w:hAnsi="Arial Narrow" w:cs="Arial"/>
+          <w:b/>
+          <w:sz w:val="28"/>
+          <w:szCs w:val="24"/>
+          <w:lang w:val="en-US"/>
+        </w:rPr>
+        <w:tab/>
+      </w:r>
+      <w:r>
+        <w:rPr>
+          <w:rFonts w:hint="default" w:ascii="Arial Narrow" w:hAnsi="Arial Narrow" w:cs="Arial"/>
+          <w:b/>
+          <w:sz w:val="28"/>
+          <w:szCs w:val="24"/>
+          <w:lang w:val="en-US"/>
+        </w:rPr>
+        <w:tab/>
+      </w:r>
+      <w:r>
+        <w:rPr>
+          <w:rFonts w:hint="default" w:ascii="Arial Narrow" w:hAnsi="Arial Narrow" w:cs="Arial"/>
+          <w:b/>
+          <w:sz w:val="28"/>
+          <w:szCs w:val="24"/>
+          <w:lang w:val="en-US"/>
+        </w:rPr>
+        <w:t xml:space="preserve">     </w:t>
+      </w:r>
+      <w:r>
+        <w:rPr>
           <w:rFonts w:ascii="Arial Narrow" w:hAnsi="Arial Narrow" w:cs="Arial"/>
           <w:b/>
           <w:sz w:val="28"/>
@@ -807,7 +909,7 @@
           <w:b/>
           <w:sz w:val="24"/>
         </w:rPr>
-        <w:t xml:space="preserve">                                                                                                                             Punong </w:t>
+        <w:t xml:space="preserve">                                                                                                                    Punong </w:t>
       </w:r>
       <w:r>
         <w:rPr>
@@ -826,6 +928,107 @@
         </w:rPr>
         <w:t>arangay</w:t>
       </w:r>
+    </w:p>
+    <w:p>
+      <w:pPr>
+        <w:spacing w:after="0"/>
+        <w:ind w:left="720" w:right="720"/>
+        <w:jc w:val="center"/>
+        <w:rPr>
+          <w:rFonts w:ascii="Arial Narrow" w:hAnsi="Arial Narrow" w:cs="Arial"/>
+          <w:b/>
+          <w:sz w:val="24"/>
+        </w:rPr>
+      </w:pPr>
+    </w:p>
+    <w:p>
+      <w:pPr>
+        <w:spacing w:after="0"/>
+        <w:ind w:left="720" w:right="720"/>
+        <w:jc w:val="center"/>
+        <w:rPr>
+          <w:rFonts w:ascii="Arial Narrow" w:hAnsi="Arial Narrow" w:cs="Arial"/>
+          <w:b/>
+          <w:sz w:val="24"/>
+        </w:rPr>
+      </w:pPr>
+    </w:p>
+    <w:p>
+      <w:pPr>
+        <w:ind w:firstLine="7143" w:firstLineChars="2550"/>
+        <w:jc w:val="both"/>
+        <w:rPr>
+          <w:rFonts w:hint="default" w:ascii="Arial Narrow" w:hAnsi="Arial Narrow" w:cs="Arial Narrow"/>
+          <w:b/>
+          <w:bCs w:val="0"/>
+          <w:sz w:val="28"/>
+          <w:szCs w:val="28"/>
+          <w:u w:val="single"/>
+          <w:lang w:val="en-US"/>
+        </w:rPr>
+      </w:pPr>
+      <w:r>
+        <w:rPr>
+          <w:rFonts w:hint="default" w:ascii="Arial Narrow" w:hAnsi="Arial Narrow" w:cs="Arial Narrow"/>
+          <w:b/>
+          <w:bCs w:val="0"/>
+          <w:sz w:val="28"/>
+          <w:szCs w:val="28"/>
+          <w:u w:val="single"/>
+          <w:lang w:val="en-US"/>
+        </w:rPr>
+        <w:t>TOMAS R. POLICARPIO</w:t>
+      </w:r>
+    </w:p>
+    <w:p>
+      <w:pPr>
+        <w:spacing w:after="0"/>
+        <w:ind w:left="720" w:right="720"/>
+        <w:jc w:val="center"/>
+        <w:rPr>
+          <w:rFonts w:hint="default" w:ascii="Arial Narrow" w:hAnsi="Arial Narrow" w:cs="Arial Narrow"/>
+          <w:b/>
+          <w:bCs w:val="0"/>
+          <w:sz w:val="24"/>
+          <w:szCs w:val="24"/>
+        </w:rPr>
+      </w:pPr>
+      <w:r>
+        <w:rPr>
+          <w:rFonts w:hint="default" w:ascii="Arial Narrow" w:hAnsi="Arial Narrow" w:cs="Arial Narrow"/>
+          <w:b/>
+          <w:bCs w:val="0"/>
+          <w:sz w:val="24"/>
+          <w:szCs w:val="24"/>
+          <w:lang w:val="en-US"/>
+        </w:rPr>
+        <w:t xml:space="preserve">                                                                                                                    </w:t>
+      </w:r>
+      <w:bookmarkStart w:id="0" w:name="_GoBack"/>
+      <w:bookmarkEnd w:id="0"/>
+      <w:r>
+        <w:rPr>
+          <w:rFonts w:hint="default" w:ascii="Arial Narrow" w:hAnsi="Arial Narrow" w:cs="Arial Narrow"/>
+          <w:b/>
+          <w:bCs w:val="0"/>
+          <w:sz w:val="24"/>
+          <w:szCs w:val="24"/>
+          <w:lang w:val="en-US"/>
+        </w:rPr>
+        <w:t>Barangay Administrator</w:t>
+      </w:r>
+    </w:p>
+    <w:p>
+      <w:pPr>
+        <w:spacing w:after="0"/>
+        <w:ind w:left="720" w:right="720"/>
+        <w:jc w:val="center"/>
+        <w:rPr>
+          <w:rFonts w:ascii="Arial Narrow" w:hAnsi="Arial Narrow" w:cs="Arial"/>
+          <w:b/>
+          <w:sz w:val="24"/>
+        </w:rPr>
+      </w:pPr>
     </w:p>
     <w:p>
       <w:pPr>
@@ -945,44 +1148,6 @@
         <w:rPr>
           <w:rFonts w:ascii="Arial Narrow" w:cs="Arial Narrow"/>
           <w:color w:val="A6A6A6"/>
-        </w:rPr>
-      </w:pPr>
-    </w:p>
-    <w:p>
-      <w:pPr>
-        <w:tabs>
-          <w:tab w:val="left" w:pos="4491"/>
-        </w:tabs>
-        <w:spacing w:line="276" w:lineRule="auto"/>
-        <w:rPr>
-          <w:rFonts w:ascii="Arial Narrow" w:cs="Arial Narrow"/>
-          <w:color w:val="A6A6A6"/>
-        </w:rPr>
-      </w:pPr>
-    </w:p>
-    <w:p>
-      <w:pPr>
-        <w:spacing w:after="0" w:line="240" w:lineRule="auto"/>
-        <w:jc w:val="center"/>
-        <w:rPr>
-          <w:rFonts w:ascii="Arial Nova" w:hAnsi="Arial Nova"/>
-          <w:b/>
-          <w:bCs/>
-          <w:sz w:val="24"/>
-          <w:szCs w:val="24"/>
-        </w:rPr>
-      </w:pPr>
-    </w:p>
-    <w:p>
-      <w:pPr>
-        <w:spacing w:after="0" w:line="240" w:lineRule="auto"/>
-        <w:jc w:val="center"/>
-        <w:rPr>
-          <w:rFonts w:ascii="Arial Nova" w:hAnsi="Arial Nova"/>
-          <w:b/>
-          <w:bCs/>
-          <w:sz w:val="24"/>
-          <w:szCs w:val="24"/>
         </w:rPr>
       </w:pPr>
     </w:p>
@@ -1132,7 +1297,7 @@
     <w:lsdException w:qFormat="1" w:unhideWhenUsed="0" w:uiPriority="10" w:semiHidden="0" w:name="Title"/>
     <w:lsdException w:uiPriority="99" w:name="Closing"/>
     <w:lsdException w:uiPriority="99" w:name="Signature"/>
-    <w:lsdException w:uiPriority="1" w:name="Default Paragraph Font"/>
+    <w:lsdException w:qFormat="1" w:uiPriority="1" w:name="Default Paragraph Font"/>
     <w:lsdException w:uiPriority="99" w:name="Body Text"/>
     <w:lsdException w:uiPriority="99" w:name="Body Text Indent"/>
     <w:lsdException w:uiPriority="99" w:name="List Continue"/>
@@ -1159,18 +1324,18 @@
     <w:lsdException w:uiPriority="99" w:name="Document Map"/>
     <w:lsdException w:uiPriority="99" w:name="Plain Text"/>
     <w:lsdException w:uiPriority="99" w:name="E-mail Signature"/>
-    <w:lsdException w:uiPriority="99" w:name="Normal (Web)"/>
+    <w:lsdException w:qFormat="1" w:uiPriority="99" w:name="Normal (Web)"/>
     <w:lsdException w:uiPriority="99" w:name="HTML Acronym"/>
     <w:lsdException w:uiPriority="99" w:name="HTML Address"/>
     <w:lsdException w:uiPriority="99" w:name="HTML Cite"/>
     <w:lsdException w:uiPriority="99" w:name="HTML Code"/>
     <w:lsdException w:uiPriority="99" w:name="HTML Definition"/>
     <w:lsdException w:uiPriority="99" w:name="HTML Keyboard"/>
-    <w:lsdException w:uiPriority="99" w:semiHidden="0" w:name="HTML Preformatted"/>
+    <w:lsdException w:qFormat="1" w:uiPriority="99" w:semiHidden="0" w:name="HTML Preformatted"/>
     <w:lsdException w:uiPriority="99" w:name="HTML Sample"/>
     <w:lsdException w:uiPriority="99" w:name="HTML Typewriter"/>
     <w:lsdException w:uiPriority="99" w:name="HTML Variable"/>
-    <w:lsdException w:uiPriority="99" w:name="Normal Table"/>
+    <w:lsdException w:qFormat="1" w:uiPriority="99" w:name="Normal Table"/>
     <w:lsdException w:uiPriority="99" w:name="annotation subject"/>
     <w:lsdException w:uiPriority="99" w:name="Table Simple 1"/>
     <w:lsdException w:uiPriority="99" w:name="Table Simple 2"/>
@@ -1336,12 +1501,14 @@
     <w:name w:val="Default Paragraph Font"/>
     <w:semiHidden/>
     <w:unhideWhenUsed/>
+    <w:qFormat/>
     <w:uiPriority w:val="1"/>
   </w:style>
   <w:style w:type="table" w:default="1" w:styleId="3">
     <w:name w:val="Normal Table"/>
     <w:semiHidden/>
     <w:unhideWhenUsed/>
+    <w:qFormat/>
     <w:uiPriority w:val="99"/>
     <w:tblPr>
       <w:tblCellMar>
@@ -1357,6 +1524,7 @@
     <w:basedOn w:val="1"/>
     <w:link w:val="9"/>
     <w:unhideWhenUsed/>
+    <w:qFormat/>
     <w:uiPriority w:val="99"/>
     <w:pPr>
       <w:tabs>
@@ -1402,6 +1570,7 @@
     <w:basedOn w:val="1"/>
     <w:semiHidden/>
     <w:unhideWhenUsed/>
+    <w:qFormat/>
     <w:uiPriority w:val="99"/>
     <w:pPr>
       <w:spacing w:before="100" w:beforeAutospacing="1" w:after="100" w:afterAutospacing="1" w:line="240" w:lineRule="auto"/>
